--- a/project/documents/multidocmerge/rptissuefee.docx
+++ b/project/documents/multidocmerge/rptissuefee.docx
@@ -17,7 +17,7 @@
         <w:t>SLW</w:t>
       </w:r>
       <w:r>
-        <w:t xml:space="preserve"> Report Out: Issue Fee filed</w:t>
+        <w:t xml:space="preserve"> Report Out: Issue Fee</w:t>
       </w:r>
     </w:p>
     <w:p>
@@ -274,31 +274,9 @@
         <w:pStyle w:val="NormalWeb"/>
         <w:spacing w:before="0" w:beforeAutospacing="0" w:after="0" w:afterAutospacing="0"/>
       </w:pPr>
-    </w:p>
-    <w:p>
-      <w:pPr>
-        <w:pStyle w:val="NormalWeb"/>
-        <w:spacing w:before="0" w:beforeAutospacing="0" w:after="0" w:afterAutospacing="0"/>
-      </w:pPr>
-      <w:r>
-        <w:rPr>
-          <w:highlight w:val="yellow"/>
-        </w:rPr>
-        <w:t xml:space="preserve">ACTION NEEDED: </w:t>
-      </w:r>
-      <w:r>
-        <w:rPr>
-          <w:color w:val="000000"/>
-          <w:highlight w:val="yellow"/>
-        </w:rPr>
-        <w:t>Please instruct us as to whether any continuing application filing is desired.</w:t>
-      </w:r>
-    </w:p>
-    <w:p>
-      <w:pPr>
-        <w:pStyle w:val="NormalWeb"/>
-        <w:spacing w:before="0" w:beforeAutospacing="0" w:after="0" w:afterAutospacing="0"/>
-      </w:pPr>
+      <w:r>
+        <w:t>&lt;&lt;ActionTxt&gt;&gt;</w:t>
+      </w:r>
     </w:p>
     <w:p>
       <w:pPr>
